--- a/pr-preview/pr-202/chapters/teaching.docx
+++ b/pr-preview/pr-202/chapters/teaching.docx
@@ -15,7 +15,7 @@
         <w:pStyle w:val="Date"/>
       </w:pPr>
       <w:r>
-        <w:t xml:space="preserve">Last modified: 2026-10-14 12:11:55 (PDT)</w:t>
+        <w:t xml:space="preserve">Last modified: 2026-10-16 04:17:13 (PDT)</w:t>
       </w:r>
     </w:p>
     <w:tbl>
@@ -615,20 +615,314 @@
     </w:p>
     <w:bookmarkEnd w:id="12"/>
     <w:bookmarkEnd w:id="13"/>
-    <w:bookmarkStart w:id="15" w:name="give-each-defined-term-its-own-div"/>
+    <w:bookmarkStart w:id="17" w:name="Xb68f5757ebba706c680e7c5ed557ac14973d7af"/>
     <w:p>
       <w:pPr>
         <w:pStyle w:val="Heading2"/>
       </w:pPr>
       <w:r>
-        <w:t xml:space="preserve">2 Give each defined term its own div</w:t>
+        <w:t xml:space="preserve">2 Build every unit from smaller atomic units</w:t>
       </w:r>
     </w:p>
     <w:p>
       <w:pPr>
         <w:pStyle w:val="FirstParagraph"/>
       </w:pPr>
+      <w:r>
+        <w:t xml:space="preserve">Make every unit of analysis as concise and minimal as possible.</w:t>
+      </w:r>
+      <w:r>
+        <w:t xml:space="preserve"> </w:t>
+      </w:r>
+      <w:r>
+        <w:t xml:space="preserve">The units are mathematical expressions and divs of every kind:</w:t>
+      </w:r>
+      <w:r>
+        <w:t xml:space="preserve"> </w:t>
+      </w:r>
+      <w:r>
+        <w:t xml:space="preserve">definitions, theorems, lemmas, corollaries, examples, remarks and proofs.</w:t>
+      </w:r>
+      <w:r>
+        <w:t xml:space="preserve"> </w:t>
+      </w:r>
+      <w:r>
+        <w:t xml:space="preserve">When a unit grows complicated, do not write the complexity into it.</w:t>
+      </w:r>
+      <w:r>
+        <w:t xml:space="preserve"> </w:t>
+      </w:r>
+      <w:r>
+        <w:t xml:space="preserve">Abstract the complexity out into smaller, atomic definitions, results and expressions,</w:t>
+      </w:r>
+      <w:r>
+        <w:t xml:space="preserve"> </w:t>
+      </w:r>
+      <w:r>
+        <w:t xml:space="preserve">each with its own name and identifier,</w:t>
+      </w:r>
+      <w:r>
+        <w:t xml:space="preserve"> </w:t>
+      </w:r>
+      <w:r>
+        <w:t xml:space="preserve">and glue the pieces together with hyperlinks.</w:t>
+      </w:r>
+    </w:p>
+    <w:p>
+      <w:pPr>
+        <w:pStyle w:val="BodyText"/>
+      </w:pPr>
+      <w:r>
+        <w:t xml:space="preserve">This is the compositional approach of</w:t>
+      </w:r>
+      <w:r>
+        <w:t xml:space="preserve"> </w:t>
+      </w:r>
       <w:hyperlink r:id="rId14">
+        <w:r>
+          <w:rPr>
+            <w:rStyle w:val="Hyperlink"/>
+          </w:rPr>
+          <w:t xml:space="preserve">modular programming</w:t>
+        </w:r>
+      </w:hyperlink>
+      <w:r>
+        <w:t xml:space="preserve">:</w:t>
+      </w:r>
+      <w:r>
+        <w:t xml:space="preserve"> </w:t>
+      </w:r>
+      <w:r>
+        <w:t xml:space="preserve">a program is built from small, single-purpose modules that call one another,</w:t>
+      </w:r>
+      <w:r>
+        <w:t xml:space="preserve"> </w:t>
+      </w:r>
+      <w:r>
+        <w:t xml:space="preserve">and a maintainer changes one module without reading the rest.</w:t>
+      </w:r>
+      <w:r>
+        <w:t xml:space="preserve"> </w:t>
+      </w:r>
+      <w:r>
+        <w:t xml:space="preserve">The notes work the same way.</w:t>
+      </w:r>
+      <w:r>
+        <w:t xml:space="preserve"> </w:t>
+      </w:r>
+      <w:r>
+        <w:t xml:space="preserve">A theorem links to the definitions it uses,</w:t>
+      </w:r>
+      <w:r>
+        <w:t xml:space="preserve"> </w:t>
+      </w:r>
+      <w:r>
+        <w:t xml:space="preserve">a proof links to the lemmas it uses,</w:t>
+      </w:r>
+      <w:r>
+        <w:t xml:space="preserve"> </w:t>
+      </w:r>
+      <w:r>
+        <w:t xml:space="preserve">and an expression is written with the named pieces it is built from.</w:t>
+      </w:r>
+    </w:p>
+    <w:p>
+      <w:pPr>
+        <w:pStyle w:val="Compact"/>
+        <w:numPr>
+          <w:ilvl w:val="0"/>
+          <w:numId w:val="1002"/>
+        </w:numPr>
+      </w:pPr>
+      <w:r>
+        <w:t xml:space="preserve">A display holds one idea.</w:t>
+      </w:r>
+      <w:r>
+        <w:t xml:space="preserve"> </w:t>
+      </w:r>
+      <w:r>
+        <w:t xml:space="preserve">Name each meaningful sub-expression, give it a macro,</w:t>
+      </w:r>
+      <w:r>
+        <w:t xml:space="preserve"> </w:t>
+      </w:r>
+      <w:r>
+        <w:t xml:space="preserve">and build the display from the names</w:t>
+      </w:r>
+      <w:r>
+        <w:t xml:space="preserve"> </w:t>
+      </w:r>
+      <w:r>
+        <w:t xml:space="preserve">(see</w:t>
+      </w:r>
+      <w:r>
+        <w:t xml:space="preserve"> </w:t>
+      </w:r>
+      <w:hyperlink r:id="rId15">
+        <w:r>
+          <w:rPr>
+            <w:rStyle w:val="Hyperlink"/>
+          </w:rPr>
+          <w:t xml:space="preserve">Making expressions concise</w:t>
+        </w:r>
+      </w:hyperlink>
+      <w:r>
+        <w:t xml:space="preserve">).</w:t>
+      </w:r>
+    </w:p>
+    <w:p>
+      <w:pPr>
+        <w:pStyle w:val="Compact"/>
+        <w:numPr>
+          <w:ilvl w:val="0"/>
+          <w:numId w:val="1002"/>
+        </w:numPr>
+      </w:pPr>
+      <w:r>
+        <w:t xml:space="preserve">A div holds one term or one result.</w:t>
+      </w:r>
+      <w:r>
+        <w:t xml:space="preserve"> </w:t>
+      </w:r>
+      <w:r>
+        <w:t xml:space="preserve">Move a second term, a side property or a long argument into its own div,</w:t>
+      </w:r>
+      <w:r>
+        <w:t xml:space="preserve"> </w:t>
+      </w:r>
+      <w:r>
+        <w:t xml:space="preserve">and link to it from the place that needs it</w:t>
+      </w:r>
+      <w:r>
+        <w:t xml:space="preserve"> </w:t>
+      </w:r>
+      <w:r>
+        <w:t xml:space="preserve">(see</w:t>
+      </w:r>
+      <w:r>
+        <w:t xml:space="preserve"> </w:t>
+      </w:r>
+      <w:hyperlink w:anchor="give-each-defined-term-its-own-div">
+        <w:r>
+          <w:rPr>
+            <w:rStyle w:val="Hyperlink"/>
+          </w:rPr>
+          <w:t xml:space="preserve">Give each defined term its own div</w:t>
+        </w:r>
+      </w:hyperlink>
+      <w:r>
+        <w:t xml:space="preserve">).</w:t>
+      </w:r>
+    </w:p>
+    <w:p>
+      <w:pPr>
+        <w:pStyle w:val="Compact"/>
+        <w:numPr>
+          <w:ilvl w:val="0"/>
+          <w:numId w:val="1002"/>
+        </w:numPr>
+      </w:pPr>
+      <w:r>
+        <w:t xml:space="preserve">A proof states the lemmas it needs and links to them,</w:t>
+      </w:r>
+      <w:r>
+        <w:t xml:space="preserve"> </w:t>
+      </w:r>
+      <w:r>
+        <w:t xml:space="preserve">instead of deriving them in the middle of the argument.</w:t>
+      </w:r>
+    </w:p>
+    <w:p>
+      <w:pPr>
+        <w:pStyle w:val="Compact"/>
+        <w:numPr>
+          <w:ilvl w:val="0"/>
+          <w:numId w:val="1002"/>
+        </w:numPr>
+      </w:pPr>
+      <w:r>
+        <w:t xml:space="preserve">A link replaces a repeated explanation.</w:t>
+      </w:r>
+      <w:r>
+        <w:t xml:space="preserve"> </w:t>
+      </w:r>
+      <w:r>
+        <w:t xml:space="preserve">If a piece is already written, link to it instead of writing it a second time.</w:t>
+      </w:r>
+    </w:p>
+    <w:p>
+      <w:pPr>
+        <w:pStyle w:val="FirstParagraph"/>
+      </w:pPr>
+      <w:r>
+        <w:t xml:space="preserve">When a unit still looks long, ask what could be named and moved out.</w:t>
+      </w:r>
+    </w:p>
+    <w:bookmarkStart w:id="16" w:name="exm-atomic-units"/>
+    <w:p>
+      <w:pPr>
+        <w:pStyle w:val="BodyText"/>
+      </w:pPr>
+      <w:r>
+        <w:rPr>
+          <w:b/>
+          <w:bCs/>
+        </w:rPr>
+        <w:t xml:space="preserve">Example 2 (Splitting one long definition)</w:t>
+      </w:r>
+      <w:r>
+        <w:t xml:space="preserve"> </w:t>
+      </w:r>
+      <w:r>
+        <w:t xml:space="preserve"> </w:t>
+      </w:r>
+    </w:p>
+    <w:p>
+      <w:pPr>
+        <w:pStyle w:val="BlockText"/>
+      </w:pPr>
+      <w:r>
+        <w:t xml:space="preserve">❌ One div defines the ridge estimator, defines its penalty, and proves that it shrinks the coefficients.</w:t>
+      </w:r>
+    </w:p>
+    <w:p>
+      <w:pPr>
+        <w:pStyle w:val="BlockText"/>
+      </w:pPr>
+      <w:r>
+        <w:t xml:space="preserve">✅ Three divs: a definition of the penalty, a definition of the ridge estimator that links to the penalty, and a theorem on shrinkage that links to both.</w:t>
+      </w:r>
+    </w:p>
+    <w:p>
+      <w:pPr>
+        <w:pStyle w:val="FirstParagraph"/>
+      </w:pPr>
+      <w:r>
+        <w:t xml:space="preserve">The ✅ version lets a later chapter link to the penalty alone,</w:t>
+      </w:r>
+      <w:r>
+        <w:t xml:space="preserve"> </w:t>
+      </w:r>
+      <w:r>
+        <w:t xml:space="preserve">and each piece fits on a slide.</w:t>
+      </w:r>
+    </w:p>
+    <w:bookmarkEnd w:id="16"/>
+    <w:bookmarkEnd w:id="17"/>
+    <w:bookmarkStart w:id="19" w:name="give-each-defined-term-its-own-div"/>
+    <w:p>
+      <w:pPr>
+        <w:pStyle w:val="Heading2"/>
+      </w:pPr>
+      <w:r>
+        <w:t xml:space="preserve">3 Give each defined term its own div</w:t>
+      </w:r>
+    </w:p>
+    <w:p>
+      <w:pPr>
+        <w:pStyle w:val="FirstParagraph"/>
+      </w:pPr>
+      <w:hyperlink r:id="rId18">
         <w:r>
           <w:rPr>
             <w:rStyle w:val="Hyperlink"/>
@@ -654,7 +948,7 @@
         <w:pStyle w:val="Compact"/>
         <w:numPr>
           <w:ilvl w:val="0"/>
-          <w:numId w:val="1002"/>
+          <w:numId w:val="1003"/>
         </w:numPr>
       </w:pPr>
       <w:r>
@@ -687,7 +981,7 @@
         <w:pStyle w:val="Compact"/>
         <w:numPr>
           <w:ilvl w:val="0"/>
-          <w:numId w:val="1002"/>
+          <w:numId w:val="1003"/>
         </w:numPr>
       </w:pPr>
       <w:r>
@@ -738,7 +1032,7 @@
         <w:pStyle w:val="Compact"/>
         <w:numPr>
           <w:ilvl w:val="0"/>
-          <w:numId w:val="1002"/>
+          <w:numId w:val="1003"/>
         </w:numPr>
       </w:pPr>
       <w:r>
@@ -888,7 +1182,7 @@
         <w:pStyle w:val="Compact"/>
         <w:numPr>
           <w:ilvl w:val="0"/>
-          <w:numId w:val="1002"/>
+          <w:numId w:val="1003"/>
         </w:numPr>
       </w:pPr>
       <w:r>
@@ -1032,14 +1326,14 @@
         <w:t xml:space="preserve">and also the points where the derivative does not exist.</w:t>
       </w:r>
     </w:p>
-    <w:bookmarkEnd w:id="15"/>
-    <w:bookmarkStart w:id="16" w:name="state-the-notation-and-its-alternatives"/>
+    <w:bookmarkEnd w:id="19"/>
+    <w:bookmarkStart w:id="20" w:name="state-the-notation-and-its-alternatives"/>
     <w:p>
       <w:pPr>
         <w:pStyle w:val="Heading2"/>
       </w:pPr>
       <w:r>
-        <w:t xml:space="preserve">3 State the notation and its alternatives</w:t>
+        <w:t xml:space="preserve">4 State the notation and its alternatives</w:t>
       </w:r>
     </w:p>
     <w:p>
@@ -1131,14 +1425,14 @@
         <w:t xml:space="preserve">to make the choice explicit.</w:t>
       </w:r>
     </w:p>
-    <w:bookmarkEnd w:id="16"/>
-    <w:bookmarkStart w:id="17" w:name="Xac7e4ead54b12ccf6544491699a177b7d16fa22"/>
+    <w:bookmarkEnd w:id="20"/>
+    <w:bookmarkStart w:id="21" w:name="Xac7e4ead54b12ccf6544491699a177b7d16fa22"/>
     <w:p>
       <w:pPr>
         <w:pStyle w:val="Heading2"/>
       </w:pPr>
       <w:r>
-        <w:t xml:space="preserve">4 Lead with the simplest correct form of a definition</w:t>
+        <w:t xml:space="preserve">5 Lead with the simplest correct form of a definition</w:t>
       </w:r>
     </w:p>
     <w:p>
@@ -1392,14 +1686,14 @@
         <w:t xml:space="preserve">The conventional form still appears in the notes, as a named result.</w:t>
       </w:r>
     </w:p>
-    <w:bookmarkEnd w:id="17"/>
-    <w:bookmarkStart w:id="18" w:name="reuse-one-written-version-of-each-result"/>
+    <w:bookmarkEnd w:id="21"/>
+    <w:bookmarkStart w:id="22" w:name="reuse-one-written-version-of-each-result"/>
     <w:p>
       <w:pPr>
         <w:pStyle w:val="Heading2"/>
       </w:pPr>
       <w:r>
-        <w:t xml:space="preserve">5 Reuse one written version of each result</w:t>
+        <w:t xml:space="preserve">6 Reuse one written version of each result</w:t>
       </w:r>
     </w:p>
     <w:p>
@@ -1434,22 +1728,22 @@
         <w:t xml:space="preserve">instead of keeping a second wording that can drift.</w:t>
       </w:r>
     </w:p>
-    <w:bookmarkEnd w:id="18"/>
-    <w:bookmarkStart w:id="19" w:name="use-real-data-and-compute-every-number"/>
+    <w:bookmarkEnd w:id="22"/>
+    <w:bookmarkStart w:id="23" w:name="use-real-data-and-compute-every-number"/>
     <w:p>
       <w:pPr>
         <w:pStyle w:val="Heading2"/>
       </w:pPr>
       <w:r>
-        <w:t xml:space="preserve">6 Use real data and compute every number</w:t>
-      </w:r>
-    </w:p>
-    <w:p>
-      <w:pPr>
-        <w:pStyle w:val="Compact"/>
-        <w:numPr>
-          <w:ilvl w:val="0"/>
-          <w:numId w:val="1003"/>
+        <w:t xml:space="preserve">7 Use real data and compute every number</w:t>
+      </w:r>
+    </w:p>
+    <w:p>
+      <w:pPr>
+        <w:pStyle w:val="Compact"/>
+        <w:numPr>
+          <w:ilvl w:val="0"/>
+          <w:numId w:val="1004"/>
         </w:numPr>
       </w:pPr>
       <w:r>
@@ -1473,7 +1767,7 @@
         <w:pStyle w:val="Compact"/>
         <w:numPr>
           <w:ilvl w:val="0"/>
-          <w:numId w:val="1003"/>
+          <w:numId w:val="1004"/>
         </w:numPr>
       </w:pPr>
       <w:r>
@@ -1491,7 +1785,7 @@
         <w:pStyle w:val="Compact"/>
         <w:numPr>
           <w:ilvl w:val="0"/>
-          <w:numId w:val="1003"/>
+          <w:numId w:val="1004"/>
         </w:numPr>
       </w:pPr>
       <w:r>
@@ -1516,14 +1810,14 @@
         <w:t xml:space="preserve">A number typed into prose goes stale when the data or the code changes.</w:t>
       </w:r>
     </w:p>
-    <w:bookmarkEnd w:id="19"/>
-    <w:bookmarkStart w:id="20" w:name="Xa214254a94aa6db868b5b9577007bf4e27699b1"/>
+    <w:bookmarkEnd w:id="23"/>
+    <w:bookmarkStart w:id="24" w:name="Xa214254a94aa6db868b5b9577007bf4e27699b1"/>
     <w:p>
       <w:pPr>
         <w:pStyle w:val="Heading2"/>
       </w:pPr>
       <w:r>
-        <w:t xml:space="preserve">7 Store structured data in structured formats</w:t>
+        <w:t xml:space="preserve">8 Store structured data in structured formats</w:t>
       </w:r>
     </w:p>
     <w:p>
@@ -1539,7 +1833,7 @@
         <w:pStyle w:val="Compact"/>
         <w:numPr>
           <w:ilvl w:val="0"/>
-          <w:numId w:val="1004"/>
+          <w:numId w:val="1005"/>
         </w:numPr>
       </w:pPr>
       <w:r>
@@ -1569,7 +1863,7 @@
         <w:pStyle w:val="Compact"/>
         <w:numPr>
           <w:ilvl w:val="0"/>
-          <w:numId w:val="1004"/>
+          <w:numId w:val="1005"/>
         </w:numPr>
       </w:pPr>
       <w:r>
@@ -1587,7 +1881,7 @@
         <w:pStyle w:val="Compact"/>
         <w:numPr>
           <w:ilvl w:val="0"/>
-          <w:numId w:val="1004"/>
+          <w:numId w:val="1005"/>
         </w:numPr>
       </w:pPr>
       <w:r>
@@ -1614,7 +1908,7 @@
         <w:pStyle w:val="Compact"/>
         <w:numPr>
           <w:ilvl w:val="0"/>
-          <w:numId w:val="1004"/>
+          <w:numId w:val="1005"/>
         </w:numPr>
       </w:pPr>
       <w:r>
@@ -1632,29 +1926,29 @@
         <w:pStyle w:val="Compact"/>
         <w:numPr>
           <w:ilvl w:val="0"/>
-          <w:numId w:val="1004"/>
+          <w:numId w:val="1005"/>
         </w:numPr>
       </w:pPr>
       <w:r>
         <w:t xml:space="preserve">A short list that no other page reads can stay as prose.</w:t>
       </w:r>
     </w:p>
-    <w:bookmarkEnd w:id="20"/>
-    <w:bookmarkStart w:id="23" w:name="show-each-idea-applied-and-in-a-figure"/>
+    <w:bookmarkEnd w:id="24"/>
+    <w:bookmarkStart w:id="27" w:name="show-each-idea-applied-and-in-a-figure"/>
     <w:p>
       <w:pPr>
         <w:pStyle w:val="Heading2"/>
       </w:pPr>
       <w:r>
-        <w:t xml:space="preserve">8 Show each idea applied and in a figure</w:t>
-      </w:r>
-    </w:p>
-    <w:p>
-      <w:pPr>
-        <w:pStyle w:val="Compact"/>
-        <w:numPr>
-          <w:ilvl w:val="0"/>
-          <w:numId w:val="1005"/>
+        <w:t xml:space="preserve">9 Show each idea applied and in a figure</w:t>
+      </w:r>
+    </w:p>
+    <w:p>
+      <w:pPr>
+        <w:pStyle w:val="Compact"/>
+        <w:numPr>
+          <w:ilvl w:val="0"/>
+          <w:numId w:val="1006"/>
         </w:numPr>
       </w:pPr>
       <w:r>
@@ -1678,7 +1972,7 @@
         <w:pStyle w:val="Compact"/>
         <w:numPr>
           <w:ilvl w:val="0"/>
-          <w:numId w:val="1005"/>
+          <w:numId w:val="1006"/>
         </w:numPr>
       </w:pPr>
       <w:r>
@@ -1783,7 +2077,7 @@
       <w:r>
         <w:t xml:space="preserve"> </w:t>
       </w:r>
-      <w:hyperlink r:id="rId21">
+      <w:hyperlink r:id="rId25">
         <w:r>
           <w:rPr>
             <w:rStyle w:val="Hyperlink"/>
@@ -1803,7 +2097,7 @@
         <w:pStyle w:val="Compact"/>
         <w:numPr>
           <w:ilvl w:val="0"/>
-          <w:numId w:val="1005"/>
+          <w:numId w:val="1006"/>
         </w:numPr>
       </w:pPr>
       <w:r>
@@ -1827,7 +2121,7 @@
         <w:pStyle w:val="Compact"/>
         <w:numPr>
           <w:ilvl w:val="0"/>
-          <w:numId w:val="1005"/>
+          <w:numId w:val="1006"/>
         </w:numPr>
       </w:pPr>
       <w:r>
@@ -1845,7 +2139,7 @@
         <w:pStyle w:val="Compact"/>
         <w:numPr>
           <w:ilvl w:val="0"/>
-          <w:numId w:val="1005"/>
+          <w:numId w:val="1006"/>
         </w:numPr>
       </w:pPr>
       <w:r>
@@ -1884,7 +2178,7 @@
       <w:r>
         <w:t xml:space="preserve"> </w:t>
       </w:r>
-      <w:hyperlink r:id="rId22">
+      <w:hyperlink r:id="rId26">
         <w:r>
           <w:rPr>
             <w:rStyle w:val="Hyperlink"/>
@@ -1904,21 +2198,21 @@
         <w:pStyle w:val="Compact"/>
         <w:numPr>
           <w:ilvl w:val="0"/>
-          <w:numId w:val="1005"/>
+          <w:numId w:val="1006"/>
         </w:numPr>
       </w:pPr>
       <w:r>
         <w:t xml:space="preserve">Make each figure follow the accessibility rules below.</w:t>
       </w:r>
     </w:p>
-    <w:bookmarkEnd w:id="23"/>
-    <w:bookmarkStart w:id="27" w:name="Xf27331f4c36c8d578e5fa29a37312484cc3343a"/>
+    <w:bookmarkEnd w:id="27"/>
+    <w:bookmarkStart w:id="31" w:name="Xf27331f4c36c8d578e5fa29a37312484cc3343a"/>
     <w:p>
       <w:pPr>
         <w:pStyle w:val="Heading2"/>
       </w:pPr>
       <w:r>
-        <w:t xml:space="preserve">9 Write labs for both languages and any computer</w:t>
+        <w:t xml:space="preserve">10 Write labs for both languages and any computer</w:t>
       </w:r>
     </w:p>
     <w:p>
@@ -1940,7 +2234,7 @@
         <w:pStyle w:val="Compact"/>
         <w:numPr>
           <w:ilvl w:val="0"/>
-          <w:numId w:val="1006"/>
+          <w:numId w:val="1007"/>
         </w:numPr>
       </w:pPr>
       <w:r>
@@ -1952,7 +2246,7 @@
         <w:pStyle w:val="Compact"/>
         <w:numPr>
           <w:ilvl w:val="0"/>
-          <w:numId w:val="1006"/>
+          <w:numId w:val="1007"/>
         </w:numPr>
       </w:pPr>
       <w:r>
@@ -1961,7 +2255,7 @@
       <w:r>
         <w:t xml:space="preserve"> </w:t>
       </w:r>
-      <w:hyperlink r:id="rId24">
+      <w:hyperlink r:id="rId28">
         <w:r>
           <w:rPr>
             <w:rStyle w:val="Hyperlink"/>
@@ -1987,7 +2281,7 @@
       <w:r>
         <w:t xml:space="preserve"> </w:t>
       </w:r>
-      <w:hyperlink r:id="rId25">
+      <w:hyperlink r:id="rId29">
         <w:r>
           <w:rPr>
             <w:rStyle w:val="Hyperlink"/>
@@ -2007,7 +2301,7 @@
         <w:pStyle w:val="Compact"/>
         <w:numPr>
           <w:ilvl w:val="0"/>
-          <w:numId w:val="1006"/>
+          <w:numId w:val="1007"/>
         </w:numPr>
       </w:pPr>
       <w:r>
@@ -2052,7 +2346,7 @@
       <w:r>
         <w:t xml:space="preserve"> </w:t>
       </w:r>
-      <w:hyperlink r:id="rId26">
+      <w:hyperlink r:id="rId30">
         <w:r>
           <w:rPr>
             <w:rStyle w:val="Hyperlink"/>
@@ -2078,7 +2372,7 @@
         <w:pStyle w:val="Compact"/>
         <w:numPr>
           <w:ilvl w:val="0"/>
-          <w:numId w:val="1006"/>
+          <w:numId w:val="1007"/>
         </w:numPr>
       </w:pPr>
       <w:r>
@@ -2108,7 +2402,7 @@
         <w:pStyle w:val="Compact"/>
         <w:numPr>
           <w:ilvl w:val="0"/>
-          <w:numId w:val="1006"/>
+          <w:numId w:val="1007"/>
         </w:numPr>
       </w:pPr>
       <w:r>
@@ -2120,7 +2414,7 @@
         <w:pStyle w:val="Compact"/>
         <w:numPr>
           <w:ilvl w:val="0"/>
-          <w:numId w:val="1006"/>
+          <w:numId w:val="1007"/>
         </w:numPr>
       </w:pPr>
       <w:r>
@@ -2204,7 +2498,7 @@
         <w:pStyle w:val="Compact"/>
         <w:numPr>
           <w:ilvl w:val="0"/>
-          <w:numId w:val="1006"/>
+          <w:numId w:val="1007"/>
         </w:numPr>
       </w:pPr>
       <w:r>
@@ -2223,14 +2517,14 @@
         <w:t xml:space="preserve">so setup steps must work on a shared or hosted machine.</w:t>
       </w:r>
     </w:p>
-    <w:bookmarkEnd w:id="27"/>
-    <w:bookmarkStart w:id="36" w:name="present-r-results-with-modern-packages"/>
+    <w:bookmarkEnd w:id="31"/>
+    <w:bookmarkStart w:id="40" w:name="present-r-results-with-modern-packages"/>
     <w:p>
       <w:pPr>
         <w:pStyle w:val="Heading2"/>
       </w:pPr>
       <w:r>
-        <w:t xml:space="preserve">10 Present R results with modern packages</w:t>
+        <w:t xml:space="preserve">11 Present R results with modern packages</w:t>
       </w:r>
     </w:p>
     <w:p>
@@ -2252,7 +2546,7 @@
         <w:pStyle w:val="Compact"/>
         <w:numPr>
           <w:ilvl w:val="0"/>
-          <w:numId w:val="1007"/>
+          <w:numId w:val="1008"/>
         </w:numPr>
       </w:pPr>
       <w:r>
@@ -2297,7 +2591,7 @@
         <w:pStyle w:val="Compact"/>
         <w:numPr>
           <w:ilvl w:val="0"/>
-          <w:numId w:val="1007"/>
+          <w:numId w:val="1008"/>
         </w:numPr>
       </w:pPr>
       <w:r>
@@ -2306,7 +2600,7 @@
       <w:r>
         <w:t xml:space="preserve"> </w:t>
       </w:r>
-      <w:hyperlink r:id="rId28">
+      <w:hyperlink r:id="rId32">
         <w:r>
           <w:rPr>
             <w:rStyle w:val="Hyperlink"/>
@@ -2338,7 +2632,7 @@
       <w:r>
         <w:t xml:space="preserve"> </w:t>
       </w:r>
-      <w:hyperlink r:id="rId29">
+      <w:hyperlink r:id="rId33">
         <w:r>
           <w:rPr>
             <w:rStyle w:val="Hyperlink"/>
@@ -2403,7 +2697,7 @@
         <w:pStyle w:val="Compact"/>
         <w:numPr>
           <w:ilvl w:val="0"/>
-          <w:numId w:val="1007"/>
+          <w:numId w:val="1008"/>
         </w:numPr>
       </w:pPr>
       <w:r>
@@ -2412,7 +2706,7 @@
       <w:r>
         <w:t xml:space="preserve"> </w:t>
       </w:r>
-      <w:hyperlink r:id="rId30">
+      <w:hyperlink r:id="rId34">
         <w:r>
           <w:rPr>
             <w:rStyle w:val="Hyperlink"/>
@@ -2474,7 +2768,7 @@
         <w:pStyle w:val="Compact"/>
         <w:numPr>
           <w:ilvl w:val="0"/>
-          <w:numId w:val="1007"/>
+          <w:numId w:val="1008"/>
         </w:numPr>
       </w:pPr>
       <w:r>
@@ -2483,7 +2777,7 @@
       <w:r>
         <w:t xml:space="preserve"> </w:t>
       </w:r>
-      <w:hyperlink r:id="rId31">
+      <w:hyperlink r:id="rId35">
         <w:r>
           <w:rPr>
             <w:rStyle w:val="Hyperlink"/>
@@ -2500,7 +2794,7 @@
       <w:r>
         <w:t xml:space="preserve"> </w:t>
       </w:r>
-      <w:hyperlink r:id="rId32">
+      <w:hyperlink r:id="rId36">
         <w:r>
           <w:rPr>
             <w:rStyle w:val="Hyperlink"/>
@@ -2523,7 +2817,7 @@
       <w:r>
         <w:t xml:space="preserve"> </w:t>
       </w:r>
-      <w:hyperlink r:id="rId33">
+      <w:hyperlink r:id="rId37">
         <w:r>
           <w:rPr>
             <w:rStyle w:val="Hyperlink"/>
@@ -2555,7 +2849,7 @@
         <w:pStyle w:val="Compact"/>
         <w:numPr>
           <w:ilvl w:val="0"/>
-          <w:numId w:val="1007"/>
+          <w:numId w:val="1008"/>
         </w:numPr>
       </w:pPr>
       <w:r>
@@ -2579,7 +2873,7 @@
       <w:r>
         <w:t xml:space="preserve"> </w:t>
       </w:r>
-      <w:hyperlink r:id="rId34">
+      <w:hyperlink r:id="rId38">
         <w:r>
           <w:rPr>
             <w:rStyle w:val="Hyperlink"/>
@@ -2608,7 +2902,7 @@
         <w:pStyle w:val="Compact"/>
         <w:numPr>
           <w:ilvl w:val="0"/>
-          <w:numId w:val="1007"/>
+          <w:numId w:val="1008"/>
         </w:numPr>
       </w:pPr>
       <w:r>
@@ -2617,7 +2911,7 @@
       <w:r>
         <w:t xml:space="preserve"> </w:t>
       </w:r>
-      <w:hyperlink r:id="rId35">
+      <w:hyperlink r:id="rId39">
         <w:r>
           <w:rPr>
             <w:rStyle w:val="Hyperlink"/>
@@ -2632,14 +2926,14 @@
         <w:t xml:space="preserve">notes show the style.</w:t>
       </w:r>
     </w:p>
-    <w:bookmarkEnd w:id="36"/>
-    <w:bookmarkStart w:id="40" w:name="manipulate-data-with-dplyr-not-base-r"/>
+    <w:bookmarkEnd w:id="40"/>
+    <w:bookmarkStart w:id="44" w:name="manipulate-data-with-dplyr-not-base-r"/>
     <w:p>
       <w:pPr>
         <w:pStyle w:val="Heading2"/>
       </w:pPr>
       <w:r>
-        <w:t xml:space="preserve">11 Manipulate data with dplyr, not base R</w:t>
+        <w:t xml:space="preserve">12 Manipulate data with dplyr, not base R</w:t>
       </w:r>
     </w:p>
     <w:p>
@@ -2661,7 +2955,7 @@
         <w:pStyle w:val="Compact"/>
         <w:numPr>
           <w:ilvl w:val="0"/>
-          <w:numId w:val="1008"/>
+          <w:numId w:val="1009"/>
         </w:numPr>
       </w:pPr>
       <w:r>
@@ -2670,7 +2964,7 @@
       <w:r>
         <w:t xml:space="preserve"> </w:t>
       </w:r>
-      <w:hyperlink r:id="rId37">
+      <w:hyperlink r:id="rId41">
         <w:r>
           <w:rPr>
             <w:rStyle w:val="Hyperlink"/>
@@ -2732,7 +3026,7 @@
         <w:pStyle w:val="Compact"/>
         <w:numPr>
           <w:ilvl w:val="0"/>
-          <w:numId w:val="1008"/>
+          <w:numId w:val="1009"/>
         </w:numPr>
       </w:pPr>
       <w:r>
@@ -2783,7 +3077,7 @@
         <w:pStyle w:val="Compact"/>
         <w:numPr>
           <w:ilvl w:val="0"/>
-          <w:numId w:val="1008"/>
+          <w:numId w:val="1009"/>
         </w:numPr>
       </w:pPr>
       <w:r>
@@ -2819,7 +3113,7 @@
         <w:pStyle w:val="Compact"/>
         <w:numPr>
           <w:ilvl w:val="0"/>
-          <w:numId w:val="1008"/>
+          <w:numId w:val="1009"/>
         </w:numPr>
       </w:pPr>
       <w:r>
@@ -2828,7 +3122,7 @@
       <w:r>
         <w:t xml:space="preserve"> </w:t>
       </w:r>
-      <w:hyperlink r:id="rId38">
+      <w:hyperlink r:id="rId42">
         <w:r>
           <w:rPr>
             <w:rStyle w:val="Hyperlink"/>
@@ -2875,7 +3169,7 @@
         <w:pStyle w:val="Compact"/>
         <w:numPr>
           <w:ilvl w:val="0"/>
-          <w:numId w:val="1008"/>
+          <w:numId w:val="1009"/>
         </w:numPr>
       </w:pPr>
       <w:r>
@@ -2911,7 +3205,7 @@
         <w:pStyle w:val="Compact"/>
         <w:numPr>
           <w:ilvl w:val="0"/>
-          <w:numId w:val="1008"/>
+          <w:numId w:val="1009"/>
         </w:numPr>
       </w:pPr>
       <w:r>
@@ -2920,7 +3214,7 @@
       <w:r>
         <w:t xml:space="preserve"> </w:t>
       </w:r>
-      <w:hyperlink r:id="rId39">
+      <w:hyperlink r:id="rId43">
         <w:r>
           <w:rPr>
             <w:rStyle w:val="Hyperlink"/>
@@ -2967,7 +3261,7 @@
         <w:pStyle w:val="Compact"/>
         <w:numPr>
           <w:ilvl w:val="0"/>
-          <w:numId w:val="1008"/>
+          <w:numId w:val="1009"/>
         </w:numPr>
       </w:pPr>
       <w:r>
@@ -2991,7 +3285,7 @@
         <w:pStyle w:val="Compact"/>
         <w:numPr>
           <w:ilvl w:val="0"/>
-          <w:numId w:val="1008"/>
+          <w:numId w:val="1009"/>
         </w:numPr>
       </w:pPr>
       <w:r>
@@ -3090,7 +3384,7 @@
         <w:pStyle w:val="Compact"/>
         <w:numPr>
           <w:ilvl w:val="0"/>
-          <w:numId w:val="1008"/>
+          <w:numId w:val="1009"/>
         </w:numPr>
       </w:pPr>
       <w:r>
@@ -3109,14 +3403,14 @@
         <w:t xml:space="preserve">The rule is about selecting, filtering and building data frames.</w:t>
       </w:r>
     </w:p>
-    <w:bookmarkEnd w:id="40"/>
-    <w:bookmarkStart w:id="42" w:name="X2bc6121e3a2f39a37d8a6591d77df16bd22bd0b"/>
+    <w:bookmarkEnd w:id="44"/>
+    <w:bookmarkStart w:id="46" w:name="X2bc6121e3a2f39a37d8a6591d77df16bd22bd0b"/>
     <w:p>
       <w:pPr>
         <w:pStyle w:val="Heading2"/>
       </w:pPr>
       <w:r>
-        <w:t xml:space="preserve">12 Include code from files instead of copying it</w:t>
+        <w:t xml:space="preserve">13 Include code from files instead of copying it</w:t>
       </w:r>
     </w:p>
     <w:p>
@@ -3132,7 +3426,7 @@
         <w:pStyle w:val="Compact"/>
         <w:numPr>
           <w:ilvl w:val="0"/>
-          <w:numId w:val="1009"/>
+          <w:numId w:val="1010"/>
         </w:numPr>
       </w:pPr>
       <w:r>
@@ -3176,7 +3470,7 @@
         <w:pStyle w:val="Compact"/>
         <w:numPr>
           <w:ilvl w:val="0"/>
-          <w:numId w:val="1009"/>
+          <w:numId w:val="1010"/>
         </w:numPr>
       </w:pPr>
       <w:r>
@@ -3203,7 +3497,7 @@
       <w:r>
         <w:t xml:space="preserve"> </w:t>
       </w:r>
-      <w:hyperlink r:id="rId41">
+      <w:hyperlink r:id="rId45">
         <w:r>
           <w:rPr>
             <w:rStyle w:val="Hyperlink"/>
@@ -3289,7 +3583,7 @@
         <w:pStyle w:val="Compact"/>
         <w:numPr>
           <w:ilvl w:val="0"/>
-          <w:numId w:val="1009"/>
+          <w:numId w:val="1010"/>
         </w:numPr>
       </w:pPr>
       <w:r>
@@ -3334,7 +3628,7 @@
         <w:pStyle w:val="Compact"/>
         <w:numPr>
           <w:ilvl w:val="0"/>
-          <w:numId w:val="1009"/>
+          <w:numId w:val="1010"/>
         </w:numPr>
       </w:pPr>
       <w:r>
@@ -3380,14 +3674,14 @@
         <w:t xml:space="preserve">directory it creates.</w:t>
       </w:r>
     </w:p>
-    <w:bookmarkEnd w:id="42"/>
-    <w:bookmarkStart w:id="43" w:name="X7c0de8eaf50a5b2644eabf66f1f9b734b8a4a71"/>
+    <w:bookmarkEnd w:id="46"/>
+    <w:bookmarkStart w:id="47" w:name="X7c0de8eaf50a5b2644eabf66f1f9b734b8a4a71"/>
     <w:p>
       <w:pPr>
         <w:pStyle w:val="Heading2"/>
       </w:pPr>
       <w:r>
-        <w:t xml:space="preserve">13 Comment every code chunk to say what and why</w:t>
+        <w:t xml:space="preserve">14 Comment every code chunk to say what and why</w:t>
       </w:r>
     </w:p>
     <w:p>
@@ -3409,7 +3703,7 @@
         <w:pStyle w:val="Compact"/>
         <w:numPr>
           <w:ilvl w:val="0"/>
-          <w:numId w:val="1010"/>
+          <w:numId w:val="1011"/>
         </w:numPr>
       </w:pPr>
       <w:r>
@@ -3427,7 +3721,7 @@
         <w:pStyle w:val="Compact"/>
         <w:numPr>
           <w:ilvl w:val="0"/>
-          <w:numId w:val="1010"/>
+          <w:numId w:val="1011"/>
         </w:numPr>
       </w:pPr>
       <w:r>
@@ -3445,7 +3739,7 @@
         <w:pStyle w:val="Compact"/>
         <w:numPr>
           <w:ilvl w:val="0"/>
-          <w:numId w:val="1010"/>
+          <w:numId w:val="1011"/>
         </w:numPr>
       </w:pPr>
       <w:r>
@@ -3543,7 +3837,7 @@
         <w:pStyle w:val="Compact"/>
         <w:numPr>
           <w:ilvl w:val="0"/>
-          <w:numId w:val="1010"/>
+          <w:numId w:val="1011"/>
         </w:numPr>
       </w:pPr>
       <w:r>
@@ -3556,14 +3850,14 @@
         <w:t xml:space="preserve">such as a transformation, a modeling choice, a tuning value or a random seed.</w:t>
       </w:r>
     </w:p>
-    <w:bookmarkEnd w:id="43"/>
-    <w:bookmarkStart w:id="44" w:name="Xffa5a3357c8672d830c88e1e58a0ef107550647"/>
+    <w:bookmarkEnd w:id="47"/>
+    <w:bookmarkStart w:id="48" w:name="Xffa5a3357c8672d830c88e1e58a0ef107550647"/>
     <w:p>
       <w:pPr>
         <w:pStyle w:val="Heading2"/>
       </w:pPr>
       <w:r>
-        <w:t xml:space="preserve">14 Introduce every function in a programming primer</w:t>
+        <w:t xml:space="preserve">15 Introduce every function in a programming primer</w:t>
       </w:r>
     </w:p>
     <w:p>
@@ -3585,7 +3879,7 @@
         <w:pStyle w:val="Compact"/>
         <w:numPr>
           <w:ilvl w:val="0"/>
-          <w:numId w:val="1011"/>
+          <w:numId w:val="1012"/>
         </w:numPr>
       </w:pPr>
       <w:r>
@@ -3609,7 +3903,7 @@
         <w:pStyle w:val="Compact"/>
         <w:numPr>
           <w:ilvl w:val="0"/>
-          <w:numId w:val="1011"/>
+          <w:numId w:val="1012"/>
         </w:numPr>
       </w:pPr>
       <w:r>
@@ -3639,7 +3933,7 @@
         <w:pStyle w:val="Compact"/>
         <w:numPr>
           <w:ilvl w:val="0"/>
-          <w:numId w:val="1011"/>
+          <w:numId w:val="1012"/>
         </w:numPr>
       </w:pPr>
       <w:r>
@@ -3663,7 +3957,7 @@
         <w:pStyle w:val="Compact"/>
         <w:numPr>
           <w:ilvl w:val="0"/>
-          <w:numId w:val="1011"/>
+          <w:numId w:val="1012"/>
         </w:numPr>
       </w:pPr>
       <w:r>
@@ -3676,22 +3970,22 @@
         <w:t xml:space="preserve">A chapter introduces those where it defines them.</w:t>
       </w:r>
     </w:p>
-    <w:bookmarkEnd w:id="44"/>
-    <w:bookmarkStart w:id="45" w:name="make-figures-accessible"/>
+    <w:bookmarkEnd w:id="48"/>
+    <w:bookmarkStart w:id="49" w:name="make-figures-accessible"/>
     <w:p>
       <w:pPr>
         <w:pStyle w:val="Heading2"/>
       </w:pPr>
       <w:r>
-        <w:t xml:space="preserve">15 Make figures accessible</w:t>
-      </w:r>
-    </w:p>
-    <w:p>
-      <w:pPr>
-        <w:pStyle w:val="Compact"/>
-        <w:numPr>
-          <w:ilvl w:val="0"/>
-          <w:numId w:val="1012"/>
+        <w:t xml:space="preserve">16 Make figures accessible</w:t>
+      </w:r>
+    </w:p>
+    <w:p>
+      <w:pPr>
+        <w:pStyle w:val="Compact"/>
+        <w:numPr>
+          <w:ilvl w:val="0"/>
+          <w:numId w:val="1013"/>
         </w:numPr>
       </w:pPr>
       <w:r>
@@ -3718,7 +4012,7 @@
         <w:pStyle w:val="Compact"/>
         <w:numPr>
           <w:ilvl w:val="0"/>
-          <w:numId w:val="1012"/>
+          <w:numId w:val="1013"/>
         </w:numPr>
       </w:pPr>
       <w:r>
@@ -3748,7 +4042,7 @@
         <w:pStyle w:val="Compact"/>
         <w:numPr>
           <w:ilvl w:val="0"/>
-          <w:numId w:val="1012"/>
+          <w:numId w:val="1013"/>
         </w:numPr>
       </w:pPr>
       <w:r>
@@ -3787,7 +4081,7 @@
         <w:pStyle w:val="Compact"/>
         <w:numPr>
           <w:ilvl w:val="0"/>
-          <w:numId w:val="1012"/>
+          <w:numId w:val="1013"/>
         </w:numPr>
       </w:pPr>
       <w:r>
@@ -3812,22 +4106,22 @@
         <w:t xml:space="preserve">(observed when rendering lecture notes to PDF).</w:t>
       </w:r>
     </w:p>
-    <w:bookmarkEnd w:id="45"/>
-    <w:bookmarkStart w:id="47" w:name="structure-slides-for-the-reader"/>
+    <w:bookmarkEnd w:id="49"/>
+    <w:bookmarkStart w:id="51" w:name="structure-slides-for-the-reader"/>
     <w:p>
       <w:pPr>
         <w:pStyle w:val="Heading2"/>
       </w:pPr>
       <w:r>
-        <w:t xml:space="preserve">16 Structure slides for the reader</w:t>
-      </w:r>
-    </w:p>
-    <w:p>
-      <w:pPr>
-        <w:pStyle w:val="Compact"/>
-        <w:numPr>
-          <w:ilvl w:val="0"/>
-          <w:numId w:val="1013"/>
+        <w:t xml:space="preserve">17 Structure slides for the reader</w:t>
+      </w:r>
+    </w:p>
+    <w:p>
+      <w:pPr>
+        <w:pStyle w:val="Compact"/>
+        <w:numPr>
+          <w:ilvl w:val="0"/>
+          <w:numId w:val="1014"/>
         </w:numPr>
       </w:pPr>
       <w:r>
@@ -3857,7 +4151,7 @@
         <w:pStyle w:val="Compact"/>
         <w:numPr>
           <w:ilvl w:val="0"/>
-          <w:numId w:val="1013"/>
+          <w:numId w:val="1014"/>
         </w:numPr>
       </w:pPr>
       <w:r>
@@ -3872,7 +4166,7 @@
       <w:r>
         <w:t xml:space="preserve"> </w:t>
       </w:r>
-      <w:hyperlink r:id="rId46">
+      <w:hyperlink r:id="rId50">
         <w:r>
           <w:rPr>
             <w:rStyle w:val="Hyperlink"/>
@@ -3892,7 +4186,7 @@
         <w:pStyle w:val="Compact"/>
         <w:numPr>
           <w:ilvl w:val="0"/>
-          <w:numId w:val="1013"/>
+          <w:numId w:val="1014"/>
         </w:numPr>
       </w:pPr>
       <w:r>
@@ -3919,7 +4213,7 @@
         <w:pStyle w:val="Compact"/>
         <w:numPr>
           <w:ilvl w:val="0"/>
-          <w:numId w:val="1013"/>
+          <w:numId w:val="1014"/>
         </w:numPr>
       </w:pPr>
       <w:r>
@@ -3988,7 +4282,7 @@
         <w:pStyle w:val="Compact"/>
         <w:numPr>
           <w:ilvl w:val="0"/>
-          <w:numId w:val="1013"/>
+          <w:numId w:val="1014"/>
         </w:numPr>
       </w:pPr>
       <w:r>
@@ -4057,7 +4351,7 @@
         <w:pStyle w:val="Compact"/>
         <w:numPr>
           <w:ilvl w:val="0"/>
-          <w:numId w:val="1013"/>
+          <w:numId w:val="1014"/>
         </w:numPr>
       </w:pPr>
       <w:r>
@@ -4081,7 +4375,7 @@
         <w:pStyle w:val="Compact"/>
         <w:numPr>
           <w:ilvl w:val="0"/>
-          <w:numId w:val="1013"/>
+          <w:numId w:val="1014"/>
         </w:numPr>
       </w:pPr>
       <w:r>
@@ -4112,22 +4406,195 @@
         <w:t xml:space="preserve">Put a slide break after the heading and move the text onto content slides.</w:t>
       </w:r>
     </w:p>
-    <w:bookmarkEnd w:id="47"/>
-    <w:bookmarkStart w:id="51" w:name="Xcb579568ef754486ebde8b41ba4528bdf380eec"/>
+    <w:bookmarkEnd w:id="51"/>
+    <w:bookmarkStart w:id="52" w:name="talk-about-the-ideas-not-the-notes"/>
     <w:p>
       <w:pPr>
         <w:pStyle w:val="Heading2"/>
       </w:pPr>
       <w:r>
-        <w:t xml:space="preserve">17 Credit other courses without summarizing them</w:t>
-      </w:r>
-    </w:p>
-    <w:p>
-      <w:pPr>
-        <w:pStyle w:val="Compact"/>
-        <w:numPr>
-          <w:ilvl w:val="0"/>
-          <w:numId w:val="1014"/>
+        <w:t xml:space="preserve">18 Talk about the ideas, not the notes</w:t>
+      </w:r>
+    </w:p>
+    <w:p>
+      <w:pPr>
+        <w:pStyle w:val="FirstParagraph"/>
+      </w:pPr>
+      <w:r>
+        <w:t xml:space="preserve">When a term is defined on another page or in another site,</w:t>
+      </w:r>
+      <w:r>
+        <w:t xml:space="preserve"> </w:t>
+      </w:r>
+      <w:r>
+        <w:t xml:space="preserve">state the idea in the sentence and link the term.</w:t>
+      </w:r>
+      <w:r>
+        <w:t xml:space="preserve"> </w:t>
+      </w:r>
+      <w:r>
+        <w:t xml:space="preserve">Do not write about where the definition lives.</w:t>
+      </w:r>
+    </w:p>
+    <w:p>
+      <w:pPr>
+        <w:pStyle w:val="Compact"/>
+        <w:numPr>
+          <w:ilvl w:val="0"/>
+          <w:numId w:val="1015"/>
+        </w:numPr>
+      </w:pPr>
+      <w:r>
+        <w:t xml:space="preserve">Write</w:t>
+      </w:r>
+      <w:r>
+        <w:t xml:space="preserve"> </w:t>
+      </w:r>
+      <w:r>
+        <w:t xml:space="preserve">“the bias of an estimator”</w:t>
+      </w:r>
+      <w:r>
+        <w:t xml:space="preserve">,</w:t>
+      </w:r>
+      <w:r>
+        <w:t xml:space="preserve"> </w:t>
+      </w:r>
+      <w:r>
+        <w:t xml:space="preserve">linked to its definition,</w:t>
+      </w:r>
+      <w:r>
+        <w:t xml:space="preserve"> </w:t>
+      </w:r>
+      <w:r>
+        <w:t xml:space="preserve">not</w:t>
+      </w:r>
+      <w:r>
+        <w:t xml:space="preserve"> </w:t>
+      </w:r>
+      <w:r>
+        <w:t xml:space="preserve">“the statistics notes define the bias of an estimator”</w:t>
+      </w:r>
+      <w:r>
+        <w:t xml:space="preserve">.</w:t>
+      </w:r>
+    </w:p>
+    <w:p>
+      <w:pPr>
+        <w:pStyle w:val="Compact"/>
+        <w:numPr>
+          <w:ilvl w:val="0"/>
+          <w:numId w:val="1015"/>
+        </w:numPr>
+      </w:pPr>
+      <w:r>
+        <w:t xml:space="preserve">Do not write</w:t>
+      </w:r>
+      <w:r>
+        <w:t xml:space="preserve"> </w:t>
+      </w:r>
+      <w:r>
+        <w:t xml:space="preserve">“see the probability notes”</w:t>
+      </w:r>
+      <w:r>
+        <w:t xml:space="preserve"> </w:t>
+      </w:r>
+      <w:r>
+        <w:t xml:space="preserve">or</w:t>
+      </w:r>
+      <w:r>
+        <w:t xml:space="preserve"> </w:t>
+      </w:r>
+      <w:r>
+        <w:t xml:space="preserve">“as in our notes”</w:t>
+      </w:r>
+      <w:r>
+        <w:t xml:space="preserve">.</w:t>
+      </w:r>
+      <w:r>
+        <w:t xml:space="preserve"> </w:t>
+      </w:r>
+      <w:r>
+        <w:t xml:space="preserve">The link already says where the term lives.</w:t>
+      </w:r>
+    </w:p>
+    <w:p>
+      <w:pPr>
+        <w:pStyle w:val="Compact"/>
+        <w:numPr>
+          <w:ilvl w:val="0"/>
+          <w:numId w:val="1015"/>
+        </w:numPr>
+      </w:pPr>
+      <w:r>
+        <w:t xml:space="preserve">Name a remark by the idea it holds,</w:t>
+      </w:r>
+      <w:r>
+        <w:t xml:space="preserve"> </w:t>
+      </w:r>
+      <w:r>
+        <w:t xml:space="preserve">such as</w:t>
+      </w:r>
+      <w:r>
+        <w:t xml:space="preserve"> </w:t>
+      </w:r>
+      <w:r>
+        <w:t xml:space="preserve">“Bias of a prediction”</w:t>
+      </w:r>
+      <w:r>
+        <w:t xml:space="preserve">,</w:t>
+      </w:r>
+      <w:r>
+        <w:t xml:space="preserve"> </w:t>
+      </w:r>
+      <w:r>
+        <w:t xml:space="preserve">not</w:t>
+      </w:r>
+      <w:r>
+        <w:t xml:space="preserve"> </w:t>
+      </w:r>
+      <w:r>
+        <w:t xml:space="preserve">“Bias of a prediction in the statistics notes”</w:t>
+      </w:r>
+      <w:r>
+        <w:t xml:space="preserve">.</w:t>
+      </w:r>
+    </w:p>
+    <w:p>
+      <w:pPr>
+        <w:pStyle w:val="FirstParagraph"/>
+      </w:pPr>
+      <w:r>
+        <w:t xml:space="preserve">Students read concepts, not the structure of the site.</w:t>
+      </w:r>
+      <w:r>
+        <w:t xml:space="preserve"> </w:t>
+      </w:r>
+      <w:r>
+        <w:t xml:space="preserve">A sentence about which notes define a term adds no content,</w:t>
+      </w:r>
+      <w:r>
+        <w:t xml:space="preserve"> </w:t>
+      </w:r>
+      <w:r>
+        <w:t xml:space="preserve">and it goes stale when the definition moves.</w:t>
+      </w:r>
+    </w:p>
+    <w:bookmarkEnd w:id="52"/>
+    <w:bookmarkStart w:id="56" w:name="Xcb579568ef754486ebde8b41ba4528bdf380eec"/>
+    <w:p>
+      <w:pPr>
+        <w:pStyle w:val="Heading2"/>
+      </w:pPr>
+      <w:r>
+        <w:t xml:space="preserve">19 Credit other courses without summarizing them</w:t>
+      </w:r>
+    </w:p>
+    <w:p>
+      <w:pPr>
+        <w:pStyle w:val="Compact"/>
+        <w:numPr>
+          <w:ilvl w:val="0"/>
+          <w:numId w:val="1016"/>
         </w:numPr>
       </w:pPr>
       <w:r>
@@ -4172,7 +4639,7 @@
       <w:r>
         <w:t xml:space="preserve"> </w:t>
       </w:r>
-      <w:hyperlink r:id="rId48">
+      <w:hyperlink r:id="rId53">
         <w:r>
           <w:rPr>
             <w:rStyle w:val="Hyperlink"/>
@@ -4213,7 +4680,7 @@
         <w:pStyle w:val="Compact"/>
         <w:numPr>
           <w:ilvl w:val="0"/>
-          <w:numId w:val="1014"/>
+          <w:numId w:val="1016"/>
         </w:numPr>
       </w:pPr>
       <w:r>
@@ -4228,7 +4695,7 @@
       <w:r>
         <w:t xml:space="preserve"> </w:t>
       </w:r>
-      <w:hyperlink r:id="rId49">
+      <w:hyperlink r:id="rId54">
         <w:r>
           <w:rPr>
             <w:rStyle w:val="Hyperlink"/>
@@ -4248,7 +4715,7 @@
         <w:pStyle w:val="Compact"/>
         <w:numPr>
           <w:ilvl w:val="0"/>
-          <w:numId w:val="1014"/>
+          <w:numId w:val="1016"/>
         </w:numPr>
       </w:pPr>
       <w:r>
@@ -4257,7 +4724,7 @@
       <w:r>
         <w:t xml:space="preserve"> </w:t>
       </w:r>
-      <w:hyperlink r:id="rId50">
+      <w:hyperlink r:id="rId55">
         <w:r>
           <w:rPr>
             <w:rStyle w:val="Hyperlink"/>
@@ -4277,7 +4744,7 @@
         <w:pStyle w:val="Compact"/>
         <w:numPr>
           <w:ilvl w:val="0"/>
-          <w:numId w:val="1014"/>
+          <w:numId w:val="1016"/>
         </w:numPr>
       </w:pPr>
       <w:r>
@@ -4290,14 +4757,14 @@
         <w:t xml:space="preserve">because a bare citation key renders as the author list.</w:t>
       </w:r>
     </w:p>
-    <w:bookmarkEnd w:id="51"/>
-    <w:bookmarkStart w:id="60" w:name="rules-that-apply-to-all-writing"/>
+    <w:bookmarkEnd w:id="56"/>
+    <w:bookmarkStart w:id="65" w:name="rules-that-apply-to-all-writing"/>
     <w:p>
       <w:pPr>
         <w:pStyle w:val="Heading2"/>
       </w:pPr>
       <w:r>
-        <w:t xml:space="preserve">18 Rules that apply to all writing</w:t>
+        <w:t xml:space="preserve">20 Rules that apply to all writing</w:t>
       </w:r>
     </w:p>
     <w:p>
@@ -4313,10 +4780,10 @@
         <w:pStyle w:val="Compact"/>
         <w:numPr>
           <w:ilvl w:val="0"/>
-          <w:numId w:val="1015"/>
-        </w:numPr>
-      </w:pPr>
-      <w:hyperlink r:id="rId52">
+          <w:numId w:val="1017"/>
+        </w:numPr>
+      </w:pPr>
+      <w:hyperlink r:id="rId57">
         <w:r>
           <w:rPr>
             <w:rStyle w:val="Hyperlink"/>
@@ -4333,10 +4800,10 @@
         <w:pStyle w:val="Compact"/>
         <w:numPr>
           <w:ilvl w:val="0"/>
-          <w:numId w:val="1015"/>
-        </w:numPr>
-      </w:pPr>
-      <w:hyperlink r:id="rId53">
+          <w:numId w:val="1017"/>
+        </w:numPr>
+      </w:pPr>
+      <w:hyperlink r:id="rId58">
         <w:r>
           <w:rPr>
             <w:rStyle w:val="Hyperlink"/>
@@ -4356,10 +4823,10 @@
         <w:pStyle w:val="Compact"/>
         <w:numPr>
           <w:ilvl w:val="0"/>
-          <w:numId w:val="1015"/>
-        </w:numPr>
-      </w:pPr>
-      <w:hyperlink r:id="rId54">
+          <w:numId w:val="1017"/>
+        </w:numPr>
+      </w:pPr>
+      <w:hyperlink r:id="rId59">
         <w:r>
           <w:rPr>
             <w:rStyle w:val="Hyperlink"/>
@@ -4376,10 +4843,10 @@
         <w:pStyle w:val="Compact"/>
         <w:numPr>
           <w:ilvl w:val="0"/>
-          <w:numId w:val="1015"/>
-        </w:numPr>
-      </w:pPr>
-      <w:hyperlink r:id="rId55">
+          <w:numId w:val="1017"/>
+        </w:numPr>
+      </w:pPr>
+      <w:hyperlink r:id="rId60">
         <w:r>
           <w:rPr>
             <w:rStyle w:val="Hyperlink"/>
@@ -4399,10 +4866,10 @@
         <w:pStyle w:val="Compact"/>
         <w:numPr>
           <w:ilvl w:val="0"/>
-          <w:numId w:val="1015"/>
-        </w:numPr>
-      </w:pPr>
-      <w:hyperlink r:id="rId56">
+          <w:numId w:val="1017"/>
+        </w:numPr>
+      </w:pPr>
+      <w:hyperlink r:id="rId61">
         <w:r>
           <w:rPr>
             <w:rStyle w:val="Hyperlink"/>
@@ -4414,8 +4881,8 @@
         <w:t xml:space="preserve">.</w:t>
       </w:r>
     </w:p>
-    <w:bookmarkStart w:id="59" w:name="refs"/>
-    <w:bookmarkStart w:id="58" w:name="ref-freeman2014active"/>
+    <w:bookmarkStart w:id="64" w:name="refs"/>
+    <w:bookmarkStart w:id="63" w:name="ref-freeman2014active"/>
     <w:p>
       <w:pPr>
         <w:pStyle w:val="Bibliography"/>
@@ -4448,7 +4915,7 @@
       <w:r>
         <w:t xml:space="preserve"> </w:t>
       </w:r>
-      <w:hyperlink r:id="rId57">
+      <w:hyperlink r:id="rId62">
         <w:r>
           <w:rPr>
             <w:rStyle w:val="Hyperlink"/>
@@ -4460,9 +4927,9 @@
         <w:t xml:space="preserve">.</w:t>
       </w:r>
     </w:p>
-    <w:bookmarkEnd w:id="58"/>
-    <w:bookmarkEnd w:id="59"/>
-    <w:bookmarkEnd w:id="60"/>
+    <w:bookmarkEnd w:id="63"/>
+    <w:bookmarkEnd w:id="64"/>
+    <w:bookmarkEnd w:id="65"/>
     <w:sectPr>
       <w:footnotePr>
         <w:numRestart w:val="eachSect"/>
@@ -4722,6 +5189,12 @@
     <w:abstractNumId w:val="991"/>
   </w:num>
   <w:num w:numId="1015">
+    <w:abstractNumId w:val="991"/>
+  </w:num>
+  <w:num w:numId="1016">
+    <w:abstractNumId w:val="991"/>
+  </w:num>
+  <w:num w:numId="1017">
     <w:abstractNumId w:val="991"/>
   </w:num>
 </w:numbering>

--- a/pr-preview/pr-202/chapters/teaching.docx
+++ b/pr-preview/pr-202/chapters/teaching.docx
@@ -15,7 +15,7 @@
         <w:pStyle w:val="Date"/>
       </w:pPr>
       <w:r>
-        <w:t xml:space="preserve">Last modified: 2026-10-16 04:17:13 (PDT)</w:t>
+        <w:t xml:space="preserve">Last modified: 2026-10-16 04:58:56 (PDT)</w:t>
       </w:r>
     </w:p>
     <w:tbl>
